--- a/transcricoes/2026-09-12-alienigenas-e-humanos-entre-nos/40-devolucao/devolucao-a-kb.docx
+++ b/transcricoes/2026-09-12-alienigenas-e-humanos-entre-nos/40-devolucao/devolucao-a-kb.docx
@@ -25,7 +25,7 @@
           <w:color w:val="555555"/>
           <w:sz w:val="22"/>
         </w:rPr>
-        <w:t>Jan Val Ellam · vídeo 2 · fonte Y2026-09-12 · 16 de setembro de 2026</w:t>
+        <w:t>Jan Val Ellam · vídeo 2 · fonte Y2026-09-12 · fila adjudicada e aplicada em 17 de setembro de 2026</w:t>
       </w:r>
     </w:p>
     <w:p/>
@@ -263,7 +263,7 @@
               <w:rPr>
                 <w:sz w:val="20"/>
               </w:rPr>
-              <w:t>3 blocos · 30-produto/transcricao-revisada.docx · 1.874 palavras de corpo · 5 [NOTA]</w:t>
+              <w:t>3 blocos · 30-produto/transcricao-revisada.docx · 1.865 palavras de corpo · 5 [NOTA]</w:t>
             </w:r>
           </w:p>
         </w:tc>
@@ -417,7 +417,21 @@
         <w:t>0043 a 0047</w:t>
       </w:r>
       <w:r>
-        <w:t>.</w:t>
+        <w:t xml:space="preserve"> —</w:t>
+      </w:r>
+    </w:p>
+    <w:p>
+      <w:pPr>
+        <w:jc w:val="both"/>
+      </w:pPr>
+      <w:r>
+        <w:rPr>
+          <w:b/>
+        </w:rPr>
+        <w:t>APROVADAS pelo Comandante em 17/09/2026 e aplicadas nas fichas</w:t>
+      </w:r>
+      <w:r>
+        <w:t xml:space="preserve"> (§8).</w:t>
       </w:r>
     </w:p>
     <w:tbl>
@@ -1056,6 +1070,32 @@
           <w:b/>
         </w:rPr>
         <w:t>0049 e 0050</w:t>
+      </w:r>
+      <w:r>
+        <w:t xml:space="preserve"> — </w:t>
+      </w:r>
+      <w:r>
+        <w:rPr>
+          <w:b/>
+        </w:rPr>
+        <w:t>APROVADAS e gravadas em 17/09/2026</w:t>
+      </w:r>
+      <w:r>
+        <w:t>: o portão G3 desta pasta</w:t>
+      </w:r>
+    </w:p>
+    <w:p>
+      <w:pPr>
+        <w:jc w:val="both"/>
+      </w:pPr>
+      <w:r>
+        <w:t xml:space="preserve">passou de 6 para </w:t>
+      </w:r>
+      <w:r>
+        <w:rPr>
+          <w:b/>
+        </w:rPr>
+        <w:t>8 formas proibidas varridas</w:t>
       </w:r>
       <w:r>
         <w:t>. Este é o achado mais útil da auditoria: o corretor ortográfico do editor</w:t>
@@ -2529,6 +2569,32 @@
         <w:t>8. Aplicação — o que já voltou para a base</w:t>
       </w:r>
     </w:p>
+    <w:p>
+      <w:pPr>
+        <w:jc w:val="both"/>
+      </w:pPr>
+      <w:r>
+        <w:t>**Atualizado em 17/09/2026: o Comandante adjudicou a fila inteira em despacho — tudo APROVADO e</w:t>
+      </w:r>
+    </w:p>
+    <w:p>
+      <w:pPr>
+        <w:jc w:val="both"/>
+      </w:pPr>
+      <w:r>
+        <w:t xml:space="preserve">aplicado.** Relatório: </w:t>
+      </w:r>
+      <w:r>
+        <w:rPr>
+          <w:rFonts w:ascii="Consolas" w:hAnsi="Consolas"/>
+          <w:sz w:val="20"/>
+        </w:rPr>
+        <w:t>KB-RC/_relatorio-curadoria-lote-03.md</w:t>
+      </w:r>
+      <w:r>
+        <w:t>.</w:t>
+      </w:r>
+    </w:p>
     <w:tbl>
       <w:tblPr>
         <w:tblStyle w:val="LightGrid-Accent1"/>
@@ -2627,7 +2693,7 @@
               <w:rPr>
                 <w:sz w:val="20"/>
               </w:rPr>
-              <w:t>aplicada em 16/09/2026 · fila id 0042 · KB-RC/CHANGELOG.md</w:t>
+              <w:t>aplicada em 16/09/2026 · fila 0042</w:t>
             </w:r>
           </w:p>
         </w:tc>
@@ -2643,7 +2709,7 @@
               <w:rPr>
                 <w:sz w:val="20"/>
               </w:rPr>
-              <w:t>5 variantes STT (§1)</w:t>
+              <w:t>locas, louoca → Lokas</w:t>
             </w:r>
           </w:p>
         </w:tc>
@@ -2657,7 +2723,7 @@
               <w:rPr>
                 <w:sz w:val="20"/>
               </w:rPr>
-              <w:t>fichas RC-077, RC-034, RC-577, RC-548</w:t>
+              <w:t>ficha RC-077 (seção Etimologia e Grafias criada + Atualização)</w:t>
             </w:r>
           </w:p>
         </w:tc>
@@ -2671,7 +2737,7 @@
               <w:rPr>
                 <w:sz w:val="20"/>
               </w:rPr>
-              <w:t>propostas · fila 0043–0047 · pendentes</w:t>
+              <w:t>aplicada em 17/09/2026 · fila 0043, 0044 · rc_curadoria.py</w:t>
             </w:r>
           </w:p>
         </w:tc>
@@ -2687,7 +2753,7 @@
               <w:rPr>
                 <w:sz w:val="20"/>
               </w:rPr>
-              <w:t>ressalva de falso amigo (§3)</w:t>
+              <w:t>glu → gluons</w:t>
             </w:r>
           </w:p>
         </w:tc>
@@ -2701,7 +2767,7 @@
               <w:rPr>
                 <w:sz w:val="20"/>
               </w:rPr>
-              <w:t>ficha RC-894</w:t>
+              <w:t>ficha RC-034</w:t>
             </w:r>
           </w:p>
         </w:tc>
@@ -2715,7 +2781,7 @@
               <w:rPr>
                 <w:sz w:val="20"/>
               </w:rPr>
-              <w:t>proposta · fila 0048 · pendente</w:t>
+              <w:t>aplicada · fila 0045 · rc_curadoria.py</w:t>
             </w:r>
           </w:p>
         </w:tc>
@@ -2731,7 +2797,7 @@
               <w:rPr>
                 <w:sz w:val="20"/>
               </w:rPr>
-              <w:t>2 Quarentenas (§2)</w:t>
+              <w:t>chamanismo (parcial)</w:t>
             </w:r>
           </w:p>
         </w:tc>
@@ -2745,7 +2811,7 @@
               <w:rPr>
                 <w:sz w:val="20"/>
               </w:rPr>
-              <w:t>fichas RC-034, RC-636</w:t>
+              <w:t>ficha RC-577 + seção Cautela editorial nova</w:t>
             </w:r>
           </w:p>
         </w:tc>
@@ -2759,7 +2825,7 @@
               <w:rPr>
                 <w:sz w:val="20"/>
               </w:rPr>
-              <w:t>propostas · fila 0049–0050 · pendentes</w:t>
+              <w:t>aplicada · fila 0046</w:t>
             </w:r>
           </w:p>
         </w:tc>
@@ -2775,7 +2841,7 @@
               <w:rPr>
                 <w:sz w:val="20"/>
               </w:rPr>
-              <w:t>divergência de data (§5.1)</w:t>
+              <w:t>acásicos, acáxicos</w:t>
             </w:r>
           </w:p>
         </w:tc>
@@ -2789,7 +2855,7 @@
               <w:rPr>
                 <w:sz w:val="20"/>
               </w:rPr>
-              <w:t>—</w:t>
+              <w:t>ficha RC-548</w:t>
             </w:r>
           </w:p>
         </w:tc>
@@ -2803,7 +2869,183 @@
               <w:rPr>
                 <w:sz w:val="20"/>
               </w:rPr>
-              <w:t>registrada · fila 0051</w:t>
+              <w:t>aplicada · fila 0047 · rc_curadoria.py</w:t>
+            </w:r>
+          </w:p>
+        </w:tc>
+      </w:tr>
+      <w:tr>
+        <w:tc>
+          <w:tcPr>
+            <w:tcW w:type="dxa" w:w="2880"/>
+          </w:tcPr>
+          <w:p>
+            <w:r/>
+            <w:r>
+              <w:rPr>
+                <w:sz w:val="20"/>
+              </w:rPr>
+              <w:t>ressalva de falso amigo (qualia ≠ RC-894)</w:t>
+            </w:r>
+          </w:p>
+        </w:tc>
+        <w:tc>
+          <w:tcPr>
+            <w:tcW w:type="dxa" w:w="2880"/>
+          </w:tcPr>
+          <w:p>
+            <w:r/>
+            <w:r>
+              <w:rPr>
+                <w:sz w:val="20"/>
+              </w:rPr>
+              <w:t>ficha RC-894, seção Cautela editorial nova</w:t>
+            </w:r>
+          </w:p>
+        </w:tc>
+        <w:tc>
+          <w:tcPr>
+            <w:tcW w:type="dxa" w:w="2880"/>
+          </w:tcPr>
+          <w:p>
+            <w:r/>
+            <w:r>
+              <w:rPr>
+                <w:sz w:val="20"/>
+              </w:rPr>
+              <w:t>aplicada · fila 0048</w:t>
+            </w:r>
+          </w:p>
+        </w:tc>
+      </w:tr>
+      <w:tr>
+        <w:tc>
+          <w:tcPr>
+            <w:tcW w:type="dxa" w:w="2880"/>
+          </w:tcPr>
+          <w:p>
+            <w:r/>
+            <w:r>
+              <w:rPr>
+                <w:sz w:val="20"/>
+              </w:rPr>
+              <w:t>NUNCA "glues"</w:t>
+            </w:r>
+          </w:p>
+        </w:tc>
+        <w:tc>
+          <w:tcPr>
+            <w:tcW w:type="dxa" w:w="2880"/>
+          </w:tcPr>
+          <w:p>
+            <w:r/>
+            <w:r>
+              <w:rPr>
+                <w:sz w:val="20"/>
+              </w:rPr>
+              <w:t>ficha RC-034, seção Quarentena Terminológica nova</w:t>
+            </w:r>
+          </w:p>
+        </w:tc>
+        <w:tc>
+          <w:tcPr>
+            <w:tcW w:type="dxa" w:w="2880"/>
+          </w:tcPr>
+          <w:p>
+            <w:r/>
+            <w:r>
+              <w:rPr>
+                <w:sz w:val="20"/>
+              </w:rPr>
+              <w:t>aplicada · fila 0049 · G3 passa de 6 para 8 formas varridas</w:t>
+            </w:r>
+          </w:p>
+        </w:tc>
+      </w:tr>
+      <w:tr>
+        <w:tc>
+          <w:tcPr>
+            <w:tcW w:type="dxa" w:w="2880"/>
+          </w:tcPr>
+          <w:p>
+            <w:r/>
+            <w:r>
+              <w:rPr>
+                <w:sz w:val="20"/>
+              </w:rPr>
+              <w:t>NUNCA "pósetron"</w:t>
+            </w:r>
+          </w:p>
+        </w:tc>
+        <w:tc>
+          <w:tcPr>
+            <w:tcW w:type="dxa" w:w="2880"/>
+          </w:tcPr>
+          <w:p>
+            <w:r/>
+            <w:r>
+              <w:rPr>
+                <w:sz w:val="20"/>
+              </w:rPr>
+              <w:t>ficha RC-636, seção Quarentena Terminológica nova</w:t>
+            </w:r>
+          </w:p>
+        </w:tc>
+        <w:tc>
+          <w:tcPr>
+            <w:tcW w:type="dxa" w:w="2880"/>
+          </w:tcPr>
+          <w:p>
+            <w:r/>
+            <w:r>
+              <w:rPr>
+                <w:sz w:val="20"/>
+              </w:rPr>
+              <w:t>aplicada · fila 0050</w:t>
+            </w:r>
+          </w:p>
+        </w:tc>
+      </w:tr>
+      <w:tr>
+        <w:tc>
+          <w:tcPr>
+            <w:tcW w:type="dxa" w:w="2880"/>
+          </w:tcPr>
+          <w:p>
+            <w:r/>
+            <w:r>
+              <w:rPr>
+                <w:sz w:val="20"/>
+              </w:rPr>
+              <w:t>data oficial 12/09/2026</w:t>
+            </w:r>
+          </w:p>
+        </w:tc>
+        <w:tc>
+          <w:tcPr>
+            <w:tcW w:type="dxa" w:w="2880"/>
+          </w:tcPr>
+          <w:p>
+            <w:r/>
+            <w:r>
+              <w:rPr>
+                <w:sz w:val="20"/>
+              </w:rPr>
+              <w:t>metadados.yaml e Y2026-09-12</w:t>
+            </w:r>
+          </w:p>
+        </w:tc>
+        <w:tc>
+          <w:tcPr>
+            <w:tcW w:type="dxa" w:w="2880"/>
+          </w:tcPr>
+          <w:p>
+            <w:r/>
+            <w:r>
+              <w:rPr>
+                <w:sz w:val="20"/>
+              </w:rPr>
+              <w:t>decidida · fila 0051 · nada a gravar na KB</w:t>
             </w:r>
           </w:p>
         </w:tc>
@@ -2833,7 +3075,7 @@
               <w:rPr>
                 <w:sz w:val="20"/>
               </w:rPr>
-              <w:t>ferramentas/dados/externos.csv</w:t>
+              <w:t>ferramentas/dados/externos.csv (38 entidades)</w:t>
             </w:r>
           </w:p>
         </w:tc>
@@ -2847,7 +3089,7 @@
               <w:rPr>
                 <w:sz w:val="20"/>
               </w:rPr>
-              <w:t>proposta · 40-devolucao/externos-novos.csv · pendente</w:t>
+              <w:t>aprovada e aplicada · externos-novos.csv</w:t>
             </w:r>
           </w:p>
         </w:tc>
@@ -2859,15 +3101,16 @@
         <w:jc w:val="both"/>
       </w:pPr>
       <w:r>
-        <w:t>Nada além da fonte Y foi aplicado: alteração de ficha é decisão do curador</w:t>
+        <w:t xml:space="preserve">Fila do vídeo 2: </w:t>
       </w:r>
-    </w:p>
-    <w:p>
-      <w:pPr>
-        <w:jc w:val="both"/>
-      </w:pPr>
       <w:r>
-        <w:t>(</w:t>
+        <w:rPr>
+          <w:b/>
+        </w:rPr>
+        <w:t>10 de 10 itens aplicados</w:t>
+      </w:r>
+      <w:r>
+        <w:t xml:space="preserve">, nenhuma pendência. </w:t>
       </w:r>
       <w:r>
         <w:rPr>
@@ -2877,7 +3120,25 @@
         <w:t>KB-RC/CHANGELOG.md</w:t>
       </w:r>
       <w:r>
-        <w:t xml:space="preserve"> só recebe linha quando a mudança foi aplicada).</w:t>
+        <w:t xml:space="preserve"> recebeu as</w:t>
+      </w:r>
+    </w:p>
+    <w:p>
+      <w:pPr>
+        <w:jc w:val="both"/>
+      </w:pPr>
+      <w:r>
+        <w:t xml:space="preserve">duas entradas do lote (a mecânica, gravada pelo </w:t>
+      </w:r>
+      <w:r>
+        <w:rPr>
+          <w:rFonts w:ascii="Consolas" w:hAnsi="Consolas"/>
+          <w:sz w:val="20"/>
+        </w:rPr>
+        <w:t>rc_curadoria.py</w:t>
+      </w:r>
+      <w:r>
+        <w:t>, e a manual).</w:t>
       </w:r>
     </w:p>
     <w:p>
